--- a/docs/02_Technical_Build_Specification_SpecDrivenBuild.docx
+++ b/docs/02_Technical_Build_Specification_SpecDrivenBuild.docx
@@ -2541,7 +2541,16 @@
         <w:spacing w:before="80" w:after="80"/>
       </w:pPr>
       <w:r>
-        <w:t>Post-approval turn (mostRecentAssistantHasSpec = 0 but anySpecStubbed = 1). The agent has already responded after approval — the plan IS in the conversation history. Do NOT inject the spec or clear history. Just leave the older spec turn(s) stubbed so Bedrock does not hang on them, and pass the rest of history through unchanged. Trace marker: post-approval turn — spec stubbed, no injection (preserve plan context).</w:t>
+        <w:t>Post-approval + approval-equivalent message (mostRecentAssistantHasSpec = 0, anySpecStubbed = 1, msgLower matches the approval-phrase set). The agent has already responded after approval. Yesterday's first cut preserved the plan turn in history to avoid the re-research loop, but production transcripts showed Bedrock + Sonnet reproducibly hangs on the plan content in assistant history (~3-5K chars). The current behaviour CLEARS history and injects a compact build-go instruction carrying the original spec text: "I confirmed your plan and authorize you to build now ... use existing creation tools ... do NOT re-present the plan ... just call the tools." Trace marker: post-approval build-go injection; cleared history, injected spec+build instruction.</w:t>
+      </w:r>
+    </w:p>
+    <w:p>
+      <w:pPr>
+        <w:pStyle w:val="ListParagraph"/>
+        <w:spacing w:before="80" w:after="80"/>
+      </w:pPr>
+      <w:r>
+        <w:t>Post-approval + non-approval message (e.g. thanks, now also fix X, what about Y). The build is already done; the user is asking a follow-up. The walk truncates any assistant turn over 2,000 characters to its first 1,500 characters plus a [...truncated for LLM context; full content visible in chat UI...] marker. The LLM still sees what it said earlier, but Bedrock does not hang on multi-K assistant blobs. Trace marker: post-approval turn (non-approval msg); truncated N long assistant turn(s) to avoid Bedrock hang.</w:t>
       </w:r>
     </w:p>
     <w:p>
@@ -2589,6 +2598,26 @@
     <w:p>
       <w:r>
         <w:br w:type="page"/>
+      </w:r>
+    </w:p>
+    <w:p>
+      <w:pPr>
+        <w:pStyle w:val="Heading3"/>
+      </w:pPr>
+      <w:r>
+        <w:t>6.4.3 Verified Against the Sanford SoW Scenario</w:t>
+      </w:r>
+    </w:p>
+    <w:p>
+      <w:pPr/>
+      <w:r>
+        <w:t>Reproduced the user-reported hang with the actual 7-page Sanford SoW PDF. Turn 1 produced a 4,215-character [[SPEC]] block describing three exercises (HL7 ADT routing, ORU OBX manipulation, ORM/SIU enrichment). Turn 2 (approve, build it) produced a 3,188-character plan with nine components per exercise. Turn 3 (yes) hung indefinitely under the two-mode fix because the plan was kept in history.</w:t>
+      </w:r>
+    </w:p>
+    <w:p>
+      <w:pPr/>
+      <w:r>
+        <w:t>After deploying the three-mode fix, the same turn 3 ran in 321 seconds with 38 tool_starts (AddBusinessHost x N, BuildDTLXml, CreateDTL, CreateProduction, CreateRoutingRule, EnsureDirectory, StartProduction, UpdateBusinessHostSettings). The trace global ^AgInt.ChatTrace showed post-approval build-go injection on turn 3 with specLen=4217.</w:t>
       </w:r>
     </w:p>
     <w:p>
@@ -5235,6 +5264,41 @@
           </w:p>
         </w:tc>
       </w:tr>
+      <w:tr>
+        <w:tc>
+          <w:tcPr>
+            <w:tcW w:type="dxa" w:w="2400"/>
+          </w:tcPr>
+          <w:p>
+            <w:pPr/>
+            <w:r>
+              <w:t>Post-approval Bedrock hang on plan content</w:t>
+            </w:r>
+          </w:p>
+        </w:tc>
+        <w:tc>
+          <w:tcPr>
+            <w:tcW w:type="dxa" w:w="4320"/>
+          </w:tcPr>
+          <w:p>
+            <w:pPr/>
+            <w:r>
+              <w:t>User clicks Approve, agent presents the plan, user says yes, then nothing happens (agent stops mid-turn).</w:t>
+            </w:r>
+          </w:p>
+        </w:tc>
+        <w:tc>
+          <w:tcPr>
+            <w:tcW w:type="dxa" w:w="2640"/>
+          </w:tcPr>
+          <w:p>
+            <w:pPr/>
+            <w:r>
+              <w:t>Fixed in commit 968db26. Three-mode history walk clears the plan turn and injects a build-go instruction with the spec. ^AgInt.ChatTrace shows post-approval build-go injection on turn 3.</w:t>
+            </w:r>
+          </w:p>
+        </w:tc>
+      </w:tr>
     </w:tbl>
     <w:p>
       <w:r>
@@ -5766,19 +5830,18 @@
             <w:tcW w:type="dxa" w:w="2642"/>
           </w:tcPr>
           <w:p>
+            <w:r>
+              <w:t>Three-mode history compaction</w:t>
+            </w:r>
+          </w:p>
+        </w:tc>
+        <w:tc>
+          <w:tcPr>
+            <w:tcW w:type="dxa" w:w="4765"/>
+          </w:tcPr>
+          <w:p>
             <w:pPr/>
             <w:r>
-              <w:t>Two-mode history compaction</w:t>
-            </w:r>
-          </w:p>
-        </w:tc>
-        <w:tc>
-          <w:tcPr>
-            <w:tcW w:type="dxa" w:w="4765"/>
-          </w:tcPr>
-          <w:p>
-            <w:pPr/>
-            <w:r>
               <w:t>AgenticInterop.Editor.ChatService.cls (ChatStream block)</w:t>
             </w:r>
           </w:p>
@@ -5788,9 +5851,8 @@
             <w:tcW w:type="dxa" w:w="1953"/>
           </w:tcPr>
           <w:p>
-            <w:pPr/>
-            <w:r>
-              <w:t>Built and verified</w:t>
+            <w:r>
+              <w:t>Built and verified end-to-end with Sanford SoW (turn 3 build completes; no hang)</w:t>
             </w:r>
           </w:p>
         </w:tc>
